--- a/example_articles/countries/Netherlands/1.countries_Netherlands_New_York_Times.docx
+++ b/example_articles/countries/Netherlands/1.countries_Netherlands_New_York_Times.docx
@@ -27,17 +27,17 @@
     </w:p>
     <w:p>
       <w:r>
-        <w:t>Source File: NYT/19.DOCX</w:t>
+        <w:t>Source file: NYT/19.DOCX</w:t>
       </w:r>
     </w:p>
     <w:p>
       <w:r>
-        <w:t>Raw locations result: ['Netherlands']</w:t>
+        <w:t>Raw locations result, 'locations': ['Netherlands']</w:t>
       </w:r>
     </w:p>
     <w:p>
       <w:r>
-        <w:t>countries_stand_flat (Standardized): Netherlands</w:t>
+        <w:t>Standardized locations result, 'countries_stand_flat': Netherlands</w:t>
       </w:r>
     </w:p>
     <w:p>

--- a/example_articles/countries/Netherlands/1.countries_Netherlands_New_York_Times.docx
+++ b/example_articles/countries/Netherlands/1.countries_Netherlands_New_York_Times.docx
@@ -7,7 +7,9 @@
         <w:pStyle w:val="Heading1"/>
       </w:pPr>
       <w:r>
-        <w:t>The Demographic Excuse</w:t>
+        <w:t>WHAT'S DOING IN;</w:t>
+        <w:br/>
+        <w:t>Amsterdam - Correction Appended</w:t>
       </w:r>
     </w:p>
     <w:p>
@@ -17,17 +19,17 @@
     </w:p>
     <w:p>
       <w:r>
-        <w:t>Date: 2012-11-11</w:t>
+        <w:t>Date: 1995-06-18</w:t>
       </w:r>
     </w:p>
     <w:p>
       <w:r>
-        <w:t>Section: Section SR; Column 0; Sunday Review Desk; Pg. 13; OP-ED COLUMNIST</w:t>
+        <w:t>Section: Section 5;; Section 5; Page 10; Column 1; Travel Desk; Column 1;</w:t>
       </w:r>
     </w:p>
     <w:p>
       <w:r>
-        <w:t>Source file: NYT/19.DOCX</w:t>
+        <w:t>Source file: NYT/53.DOCX</w:t>
       </w:r>
     </w:p>
     <w:p>
@@ -49,34 +51,104 @@
     </w:p>
     <w:p>
       <w:r>
-        <w:t>THE Republican Party has lost the popular vote in five of the last six presidential elections. It just failed to unseat a president presiding over one of the longest stretches of mass unemployment since the Great Depression. In a year when the Senate map offered them numerous opportunities, the Republicans managed to lose two seats instead.</w:t>
+        <w:t>It's tulip time in Amsterdam, and every Amsterdammer who is not nibbling on raw herring, another springtime tradition, will have in hand the telltale white paper package filled with tightly closed buds. Many hotels furnish vases for those guests who indulge in the local passion, and who can resist when a bunch of 10 tulips costs less that $5?</w:t>
         <w:br/>
-        <w:t>In part, these failures can be attributed to the country's changing demographics. Reliable Republican constituencies -- whites, married couples and churchgoers -- are shrinking as a share of the electorate. Democratic-leaning constituencies -- minorities, recent immigrants, the unmarried and unchurched -- are growing, and voting in larger numbers than in the past.</w:t>
+        <w:t xml:space="preserve"> The more exotic and expensive varieties can be enjoyed en masse at the Keukenhof, a 70-acre garden of six million bulbs in Lisse, a half-hour south of Amsterdam. The garden is open March 23 to May 25, 8 A.M. to 7:30 P.M. Admission is $9, $5 for children, based on 1.7 guilders to the dollar. Special rail transport and ticket combinations are available. Get there early to beat the busloads of Dutch and German day-trippers.</w:t>
         <w:br/>
-        <w:t>But Republicans are also losing because today's economic landscape is very different than in the days of Ronald Reagan's landslides. The problems that middle-class Americans faced in the late 1970s are not the problems of today. Health care now takes a bigger bite than income taxes out of many paychecks. Wage stagnation is a bigger threat to blue-collar workers than inflation. Middle-income parents worry more about the cost of college than the crime rate. Americans are more likely to fret about Washington's coziness with big business than about big government alone.</w:t>
+        <w:t>In town, too, flowers are everywhere: in outdoor stalls or in greater concentration at the floating Flower Market on barges on the Singel by the Muntplein. Shops such as Gerda's (16 Runstraat), Riviera (2-6 Herenstraat), Pol's Potten (30 Herenstraat) and Flowershop Ivy (35 Leidseplein) are worth a visit not only for what they sell but also for how they sell it, in elaborate window and sidewalk displays.</w:t>
         <w:br/>
-        <w:t>Both shifts, demographic and economic, must be addressed if Republicans are to find a way back to the majority. But the temptation for the party's elites will be to fasten on the demographic explanation, because playing identity politics seems far less painful than overhauling the Republican economic message.</w:t>
+        <w:t xml:space="preserve"> Pastry and candy shops also outdo themselves in the spring in anticipation first of Easter and then of Queen's Day, a national holiday on April 30. It's worth a stroll by Kwekkeboom (36 Reguliersbreestraat) or Errol Trumpie (46 Leidsestraat) to see the solid chocolate Easter baskets, the marzipan bunnies and the pastry parade.</w:t>
         <w:br/>
-        <w:t>This explains why many high-profile Republicans responded to last Tuesday's defeat by embracing some form of amnesty for illegal immigrants. Fox News's Sean Hannity, a reliable weather vane, publicly converted to the cause of comprehensive immigration reform last week. The Washington Post's Charles Krauthammer argued that if the Republican Party embraced amnesty and nominated Marco Rubio, it would win the Hispanic vote outright in 2016, solving its demographic problem in one swoop. Judging from the noises emanating from John Boehner and Eric Cantor, the party's Congressional leadership agrees.</w:t>
+        <w:t xml:space="preserve"> </w:t>
         <w:br/>
-        <w:t>No doubt a more moderate tone on immigration would help Republicans. But the idea of amnesty as a Latino-winning electoral silver bullet is a fantasy.</w:t>
+        <w:t>Events</w:t>
         <w:br/>
-        <w:t>First, Hispanics are not single-issue voters: they can be alienated by nativism, but they can't just be won by the promise of green cards and open borders. (After Reagan signed an amnesty bill in 1986, the Republican share of the Hispanic vote fell in the next presidential election.) Latino voters are not, as conservative strategists often claim, ''natural'' Republican voters -- notwithstanding their (moderate) social conservatism, they tend to lean leftward on economic issues, and to see government more as an ally than a foe. They can be wooed, gradually, if Republicans address their aspirations and anxieties, but they aren't going to be claimed in one legislative pander.</w:t>
+        <w:t xml:space="preserve"> The spring calendar of the Rijksmuseum, 42 Stadouderskade, includes an exhibition of 19th-century Japanese prints by artists such as Hokusai and Hiroshige. "The Age of Elegance: 18th-Century Paintings From the Rijksmuseum" runs from April 29 to Sept. 24. The museum's south wing, which houses 19th-century Dutch paintings and a vast Asian collection, is closed for renovation until next spring. The museum is open from 10 A.M. to 5 P.M., Tuesday to Saturday, 1 to 5 P.M. on Sunday. Admission is $6. For information, call 6732121 (the dialing code for the Netherlands is 31; the code for Amsterdam is 20).</w:t>
         <w:br/>
-        <w:t>At the same time, a Republican Party that moves too far leftward on immigration risks alienating its white working-class supporters, an easily disillusioned constituency whose support the party cannot take for granted. These voters already suspect that Republican elites don't have their interests at heart: Mitt Romney lost last week because he underperformed among minority voters, but also because a large number of working-class whites apparently stayed home. If the party's only post-2012 adjustment is to embrace amnesty, they aren't likely to turn out in 2016 either.</w:t>
+        <w:t xml:space="preserve"> "Alfa Romeo: La Bellezza Necessaria" runs through April 2 at the Stedelijk Museum, 13 Paulus Potterstraat; 8732911. The exhibition features 10 automobiles from the 1930's up to the 1995 Spider, together with original drawings, design documents, photos and films. The Stedelijk, which also houses a permanent modern art collection, is open from 11 A.M. to 5 P.M. daily. Admission $6.</w:t>
         <w:br/>
-        <w:t>What the party really needs, much more than a better identity-politics pitch, is an economic message that would appeal across demographic lines -- reaching both downscale white voters turned off by Romney's Bain Capital background and upwardly mobile Latino voters who don't relate to the current G.O.P. fixation on upper-bracket tax cuts.</w:t>
+        <w:t xml:space="preserve"> Next door, the Van Gogh Museum, 5705200, opened its renovated temporary exhibition space on the third floor last week with a show on the French Impressionist Jean-Louis Forain. The museum is open 10 A.M. to 5 P.M. Monday to Saturday and 1 to 5 P.M. on Sunday. Admission $6.</w:t>
         <w:br/>
-        <w:t>As the American Enterprise Institute's Henry Olsen writes, it should be possible for Republicans to oppose an overweening and intrusive state while still recognizing that ''government can give average people a hand up to achieve the American Dream.'' It should be possible for the party to reform and streamline government while also addressing middle-class anxieties about wages, health care, education and more.</w:t>
+        <w:t xml:space="preserve"> Travelers planning to visit all three major museums may want to consider buying a Museum Card, available for $23.50 at the museum ticket offices. The card offers admission to some 400 museums in the Netherlands for a year.</w:t>
         <w:br/>
-        <w:t>The good news is that such an agenda already exists, at least in embryonic form. Thanks to four years of intellectual ferment, Republicans seeking policy renewal have a host of thinkers and ideas to draw from: Luigi Zingales and Jim Pethokoukis on crony capitalism, Ramesh Ponnuru and Robert Stein on tax policy, Frederick Hess on education reform, James Capretta on alternatives to Obamacare, and many more.</w:t>
+        <w:t>The Concertgebouw, 2-6 Concertgebouwplein, box office 6718345, has started a Sunday morning series featuring various ensembles in a mainly classical repertory, such as Beethoven's Piano Trio in D and Rachmaninoff's Piano Trio in G, to be performed by the Osiris Trio on April 2 at 11 A.M. (tickets $12).</w:t>
         <w:br/>
-        <w:t>The bad news is that unlike a pander on immigration, a new economic agenda probably wouldn't be favorably received by the party's big donors, who tend to be quite happy with the Republican Party's current positioning.</w:t>
+        <w:t xml:space="preserve"> Other highlights of the spring season include performances by the violinist Itzhak Perlman on April 26 at 8:15 P.M. ($60) and the pianist Alfred Brendel on June 11 at 8:15 ($41). The Wednesday lunch concerts at 12:30 in the Kleine Zaal are free. Box office: 6718345.</w:t>
         <w:br/>
-        <w:t>But after spending billions of those donors' dollars with nothing to show for it, perhaps Republicans should seek a different path: one in which they raise a little less money but win a few more votes.</w:t>
+        <w:t xml:space="preserve"> The Info-Line (6754411) explains what tickets are available for the next 24 hours.</w:t>
+        <w:br/>
+        <w:t xml:space="preserve"> Through March, the Muziek theater, 3 Amstel, box office 6255455, will alternate performances of Arnold Schoenberg's "Trilogy" by the Netherlands Opera (next Tuesday and Thursday and March 22, 26, 28 and 30 at 8 P.M. and next Sunday at 1:30 P.M.) and a new production of "Sleeping Beauty" by the National Ballet (next Saturday and March 20, 21, 23, 24, 27 and 31 at 8 P.M.; March 26 and 29 at 2 P.M.). On April 3, 4, 6 and 7 at 8:15 P.M. the ballet revives the drama-dance "Shamrock" by the American choreographer Carolyn Carlson, while the opera finishes a run of Rossini's "Italiana in Algeri" (April 21, 26, 29 at 8 P.M. and April 23 at 1:30).</w:t>
+        <w:br/>
+        <w:t xml:space="preserve"> Listings and tickets, including schedules for Amsterdam's many rock and jazz clubs, are available at the Amsterdam Uitburo, a ticket agency on the Leidseplein. Reservations can also be made by phone, at 6211211.</w:t>
+        <w:br/>
+        <w:t xml:space="preserve"> </w:t>
+        <w:br/>
+        <w:t>Sightseeing</w:t>
+        <w:br/>
+        <w:t xml:space="preserve"> The Netherlands Tourist Bureau (known as VVV, for its initials in Dutch) publishes a series of six city walks, lasting from two to four hours, that provide a synthesis of social, political and architectural history for only $1.75 each. "Jewish Amsterdam" starts and finishes at the Jewish Historical Museum, 2-4 Jonas Daniel Meyerplein, 6269945, worth a visit in its own right, both for its site -- four 17th-century and 18th-century synagogues -- and its exhibitions on Jewish life in Amsterdam, past and present. Admission is free.</w:t>
+        <w:br/>
+        <w:t xml:space="preserve"> One of the newer tours covers the Plantage, a district of tree-lined boulevards and botanical gardens that forms a sharp contrast to the tight, canal-bound downtown. Another topical tour covers maritime Amsterdam, while a fourth explores the Jordaan, Amsterdam's SoHo. This once working-class neighborhood is fast gentrifying, with new boutiques and cafes lining the narrow, crooked streets.</w:t>
+        <w:br/>
+        <w:t xml:space="preserve"> Close by the Jordaan, at the Anne Frank House (admission $4.25), 263 Prinsengracht, 6264533, is a newly found letter written by Anne's father, Otto, to an English cousin after his release from Auschwitz, but before he had learned of his family's fate. The house is perhaps Amsterdam's most visited site, and visitors should arrive before the 10 A.M. opening (9 in summer). Through the end of May the house is open Monday to Saturday from 9 A.M. to 5 P.M., Sunday 10 A.M. to 5 P.M.</w:t>
+        <w:br/>
+        <w:t xml:space="preserve"> </w:t>
+        <w:br/>
+        <w:t>Where to Stay</w:t>
+        <w:br/>
+        <w:t xml:space="preserve"> Many moderately priced hotels occupy restored townhouses along the canals. They are small, scenic and popular, so book as soon as possible.</w:t>
+        <w:br/>
+        <w:t xml:space="preserve"> The Netherlands Board of Tourism publishes a hotel guide for Amsterdam, and reservations can be made through the Netherlands Reservation Center, (70) 3175454, fax (70) 3202611. In New York the number is (212) 370-7360.</w:t>
+        <w:br/>
+        <w:t xml:space="preserve"> The Amsterdam Wiechmann Hotel, 328-332 Prinsengracht, 6263321, fax 6268962, comprises three canal houses. Many of the 38 rooms in this centrally located hotel are furnished in modest antiques or reproductions.  Rates from $135 for a double with bath to $240 for a room for up to four people. The hotel, like most in Amsterdam below the luxury class, does not accept credit cards.</w:t>
+        <w:br/>
+        <w:t xml:space="preserve"> Prinsen Hotel, 36-38 Vondelstraat, 6162323, fax 6166112, is near the museum district and the chic shopping street P. C. Hooftstraat. Its 40 rooms, recently modernized with contemporary furnishings, run from $120 for a double to $180 for a quadruple, including breakfast.No credit cards.</w:t>
+        <w:br/>
+        <w:t xml:space="preserve"> Budget: Hotel Acacia, 251 Lindengracht, 6221460, fax 6380748, is a charming pie-shaped brick building at the western edge of the Jordaan. A double runs $75, including breakfast, a room for four $120. A studio next to the hotel costs $87 nightly, and a houseboat moored by the hotel rents for $90 a night for two, $130 for four. No credit cards.</w:t>
+        <w:br/>
+        <w:t xml:space="preserve"> Completed a year ago, the Amstel Botel, 2-4 Oosterdokskade, 6264247, is moored just to the east of Central Station. Rates in March, excluding breakfast, are $75 to $80 for a double. In April the rate goes to $90 for waterside rooms.  The 176-room hotel, which looks like a cruise ship, has a sandwich bar but no restaurant. Credit cards accepted.</w:t>
+        <w:br/>
+        <w:t>Luxury: Refurbished rooms in the 100-room Hotel de l'Europe, 2-8 Nieuwe Doelenstraat, 6234836, fax 6242962, are furnished with turn-of-the-century antiques and reproductions, and have enormous white marble bathrooms. Starting April 1, doubles are $333 to $360.</w:t>
+        <w:br/>
+        <w:t xml:space="preserve"> The American Hotel, 97 Leidsekade, 6245322, fax 6253236, is also newly restored, and its exquisite Art Deco Cafe Americain is worth a visit for coffee and pastry even if you don't stay here. The 188 rooms have been redecorated in Deco designs. Doubles $265 to $333.</w:t>
+        <w:br/>
+        <w:t xml:space="preserve"> </w:t>
+        <w:br/>
+        <w:t>Where to Eat</w:t>
+        <w:br/>
+        <w:t xml:space="preserve"> For Dutch home cooking, try Keuken van 1870, 4 Spuistraat, 6248965, where the portions are huge, the prices low and the taste typically Dutch, from the sausage with mashed potatoes and gravy to vegetable stew and split-pea soup -- with a glass of beer or wine and good Dutch coffee. Lunch or dinner, served from noon to 8 P.M., will cost $10 a person.</w:t>
+        <w:br/>
+        <w:t xml:space="preserve"> On the other side of the city, and a world away in atmosphere, Cafe De Jaren, 20 Nieuwe Doelenstraat, 6255771, is bigger and brighter than the typical Dutch "brown cafe." You can sit for hours nursing a cup of coffee or a beer and watch tour boats glide by on the Amstel River. A bowl of soup and a broodje, cheese or meat on a Dutch roll, costs $6. More expensive meals are available either in the cafe or, starting at 5:30 P.M., in an upstairs restaurant, whose conventional but tasty menu runs from grilled steaks and salmon to an elaborate salad bar. About $18 a person with a glass of beer or wine.</w:t>
+        <w:br/>
+        <w:t xml:space="preserve"> Amsterdam is known for its Indonesian restaurants. One of the best is Speciaal, 142 Nieuwe Leliestraat, 6249706. Reservations are essential. If you've never tried rijsttafel, a sampling of up to 20 different Indonesian dishes, do so now, for $23.50 a person, plus a $2.50 beer.</w:t>
+        <w:br/>
+        <w:t xml:space="preserve"> Expect to spend the evening over a leisurely dinner at Bordewijk, 7 Noordermarkt, 6243899, where most diners seem to keep their table for the night. The bistro, designed by a Dutch furniture designer, Rob Eckhardt, has curved wood walls and a colored marquee. It is very popular, so reservations are essential.</w:t>
+        <w:br/>
+        <w:t xml:space="preserve"> The menu ranges from pumpkin soup with calf's sweetbreads sausage to monkfish in bacon with wild mushroom ravioli and parsley butter. The wine list is extensive. Dinner is at least $50 a person a la carte with wine, but set menus of three to five courses are available from $36.</w:t>
+        <w:br/>
+        <w:t xml:space="preserve"> Beddington's, 6-8 Roelof Hartstraat, 6765201, can be reached on foot from the museum district. The interior is contemporary with grey and blond wood walls, black-and-white flooring and chrome candlesticks.</w:t>
+        <w:br/>
+        <w:t>The menu mixes English, Japanese and French elements in dishes such as canneloni with pumpkin and ricotta in a hazelnut shiitake sauce. Scotch beef gets a black olive sauce, and Dutch eel is served with beetroot puree and sorrel sauce. About $60 a person for lunch, including a glass of house wine.</w:t>
+        <w:br/>
+        <w:t xml:space="preserve"> Finally, for a good cup of coffee ($2.50), a piece of cake or pie ($4 to $6) and great views of Amsterdam (free), take the elevator to the top floor of the Metz department store, 455 Keizersgracht.</w:t>
+        <w:br/>
+        <w:t>Correction</w:t>
         <w:br/>
         <w:br/>
-        <w:t>http://www.nytimes.com/2012/11/11/opinion/sunday/douthat-the-gops-demographic-excuse.html</w:t>
+        <w:t>The What's Doing column on March 12, about Amsterdam, misstated the payment policy of the Prinsen Hotel. A letter from the hotel, dated May 16, pointed out that credit cards are accepted. This correction was delayed by an editing lapse.</w:t>
+        <w:br/>
+        <w:t>Correction-Date: June 18, 1995,Sunday</w:t>
+        <w:br/>
+        <w:br/>
+        <w:t>Graphic</w:t>
+        <w:br/>
+        <w:br/>
+        <w:t xml:space="preserve"> </w:t>
+        <w:br/>
+        <w:t>Photos: Showing off pastries at Kwekkeboom. Raw herring the quick way at the Albert Cuyp Market. Cafe De Jaren beside the Amstel River. (Photographs by Owen Franken for The New York Times)</w:t>
+        <w:br/>
+        <w:t>Chart: "Vital Statistics" lists travel information and statistics on Amsterdam.  (Sources: Runzheimer International, Netherlands Board of Tourism, Times Books World Weather Guide)</w:t>
+        <w:br/>
+        <w:t>Map of Amsterdam.</w:t>
       </w:r>
     </w:p>
     <w:sectPr>

--- a/example_articles/countries/Netherlands/1.countries_Netherlands_New_York_Times.docx
+++ b/example_articles/countries/Netherlands/1.countries_Netherlands_New_York_Times.docx
@@ -7,9 +7,7 @@
         <w:pStyle w:val="Heading1"/>
       </w:pPr>
       <w:r>
-        <w:t>WHAT'S DOING IN;</w:t>
-        <w:br/>
-        <w:t>Amsterdam - Correction Appended</w:t>
+        <w:t>Rotterdam Renewal</w:t>
       </w:r>
     </w:p>
     <w:p>
@@ -19,17 +17,17 @@
     </w:p>
     <w:p>
       <w:r>
-        <w:t>Date: 1995-06-18</w:t>
+        <w:t>Date: 2012-01-05</w:t>
       </w:r>
     </w:p>
     <w:p>
       <w:r>
-        <w:t>Section: Section 5;; Section 5; Page 10; Column 1; Travel Desk; Column 1;</w:t>
+        <w:t>Section: Section D; Column 0; House &amp; Home/Style Desk; Pg. 4; ON LOCATION</w:t>
       </w:r>
     </w:p>
     <w:p>
       <w:r>
-        <w:t>Source file: NYT/53.DOCX</w:t>
+        <w:t>Source file: NYT/31.DOCX</w:t>
       </w:r>
     </w:p>
     <w:p>
@@ -51,92 +49,34 @@
     </w:p>
     <w:p>
       <w:r>
-        <w:t>It's tulip time in Amsterdam, and every Amsterdammer who is not nibbling on raw herring, another springtime tradition, will have in hand the telltale white paper package filled with tightly closed buds. Many hotels furnish vases for those guests who indulge in the local passion, and who can resist when a bunch of 10 tulips costs less that $5?</w:t>
+        <w:t>Rotterdam</w:t>
         <w:br/>
-        <w:t xml:space="preserve"> The more exotic and expensive varieties can be enjoyed en masse at the Keukenhof, a 70-acre garden of six million bulbs in Lisse, a half-hour south of Amsterdam. The garden is open March 23 to May 25, 8 A.M. to 7:30 P.M. Admission is $9, $5 for children, based on 1.7 guilders to the dollar. Special rail transport and ticket combinations are available. Get there early to beat the busloads of Dutch and German day-trippers.</w:t>
+        <w:t>WHEN the city of Rotterdam decided to sell homes in troubled neighborhoods at cut-rate prices, Rolf Bruggink, 38, a Dutch architect and furniture designer, seized the chance to buy one. He chose a house from the early 1900s in the Charlois district, a working-class area of terraced homes once inhabited by squatters and drug addicts.</w:t>
         <w:br/>
-        <w:t>In town, too, flowers are everywhere: in outdoor stalls or in greater concentration at the floating Flower Market on barges on the Singel by the Muntplein. Shops such as Gerda's (16 Runstraat), Riviera (2-6 Herenstraat), Pol's Potten (30 Herenstraat) and Flowershop Ivy (35 Leidseplein) are worth a visit not only for what they sell but also for how they sell it, in elaborate window and sidewalk displays.</w:t>
+        <w:t>''We had the opportunity to make a difference in a poor area,'' Mr. Bruggink said. ''Plus, the price of the house was also very attractive.'' In 2008, he paid 35,000 euros (about $45,500 at current exchange rates) for the three-story, 1,823-square-foot, crumbling town house.</w:t>
         <w:br/>
-        <w:t xml:space="preserve"> Pastry and candy shops also outdo themselves in the spring in anticipation first of Easter and then of Queen's Day, a national holiday on April 30. It's worth a stroll by Kwekkeboom (36 Reguliersbreestraat) or Errol Trumpie (46 Leidsestraat) to see the solid chocolate Easter baskets, the marzipan bunnies and the pastry parade.</w:t>
+        <w:t>''Nature had literally taken over, and there were actual plants growing throughout the interior,'' he said. ''All the wood, which we hoped to reuse in the new construction to maintain a connection with the original house, was rotten and useless. So we gutted the inside and started from scratch.''</w:t>
         <w:br/>
-        <w:t xml:space="preserve"> </w:t>
+        <w:t>The facade, too, was in danger of collapse. Mr. Bruggink and Zecc Architects, a firm in Utrecht, submitted a proposal to replace it, but the city rejected their first idea. Finally, all parties involved agreed on a jet-black, oil- and pitch-painted brick facade, which inspired Mr. Bruggink to give the house a name: the Black Pearl.</w:t>
         <w:br/>
-        <w:t>Events</w:t>
+        <w:t>The design they settled on also altered the facade's configuration. ''The surrounding houses have facades with two windows on the first level, two on the second and one on the third,'' Mr. Bruggink said. ''I wanted to create corridors of light through the interior, so we have one large window on the second level and one on the third. Light flows in from the front and out through the corresponding original windows at the back.'' The two additional windows in the front are framed in steel cubes that extend beyond the brickwork and sit next to blacked-out representations of the original windows, in a nod to the building's past.</w:t>
         <w:br/>
-        <w:t xml:space="preserve"> The spring calendar of the Rijksmuseum, 42 Stadouderskade, includes an exhibition of 19th-century Japanese prints by artists such as Hokusai and Hiroshige. "The Age of Elegance: 18th-Century Paintings From the Rijksmuseum" runs from April 29 to Sept. 24. The museum's south wing, which houses 19th-century Dutch paintings and a vast Asian collection, is closed for renovation until next spring. The museum is open from 10 A.M. to 5 P.M., Tuesday to Saturday, 1 to 5 P.M. on Sunday. Admission is $6. For information, call 6732121 (the dialing code for the Netherlands is 31; the code for Amsterdam is 20).</w:t>
+        <w:t>The new three-floor interior, which cost 230,000 euros ($300,000), was designed by Mr. Bruggink's company, Studio Rolf.fr, and his girlfriend, Yffi van den Berg, 39, an architect with the Dutch firm Heijmans Vastgoed.</w:t>
         <w:br/>
-        <w:t xml:space="preserve"> "Alfa Romeo: La Bellezza Necessaria" runs through April 2 at the Stedelijk Museum, 13 Paulus Potterstraat; 8732911. The exhibition features 10 automobiles from the 1930's up to the 1995 Spider, together with original drawings, design documents, photos and films. The Stedelijk, which also houses a permanent modern art collection, is open from 11 A.M. to 5 P.M. daily. Admission $6.</w:t>
+        <w:t>Just inside the front door is a narrow staircase and Mr. Bruggink's workshop. The 16-foot-high open space, which was once a boiler room, runs the length of the building. Materials and tools used in Mr. Bruggink's furniture-design business are stored on floor-to-ceiling wooden racks. At the back, grand metal-and-glass doors open to a simple bamboo garden.</w:t>
         <w:br/>
-        <w:t xml:space="preserve"> Next door, the Van Gogh Museum, 5705200, opened its renovated temporary exhibition space on the third floor last week with a show on the French Impressionist Jean-Louis Forain. The museum is open 10 A.M. to 5 P.M. Monday to Saturday and 1 to 5 P.M. on Sunday. Admission $6.</w:t>
+        <w:t>The second level, which houses the living room, retains its original brick walls; the wall on one side is painted white and the one on the other was left in its natural state, but both display gouges from the original beams.</w:t>
         <w:br/>
-        <w:t xml:space="preserve"> Travelers planning to visit all three major museums may want to consider buying a Museum Card, available for $23.50 at the museum ticket offices. The card offers admission to some 400 museums in the Netherlands for a year.</w:t>
+        <w:t>On the second floor, a new timber structure conceals pipes and divides the living area from the kitchen without creating closed rooms. ''We wanted to create a high level of spatial abstraction,'' Mr. Bruggink said. ''The central construction, along with the lack of balustrades, banisters and doors throughout, achieves this and expands a relatively narrow space.''</w:t>
         <w:br/>
-        <w:t>The Concertgebouw, 2-6 Concertgebouwplein, box office 6718345, has started a Sunday morning series featuring various ensembles in a mainly classical repertory, such as Beethoven's Piano Trio in D and Rachmaninoff's Piano Trio in G, to be performed by the Osiris Trio on April 2 at 11 A.M. (tickets $12).</w:t>
+        <w:t>A large skylight floods the kitchen with light, and the cabinet doors are made out of wood from the original house.</w:t>
         <w:br/>
-        <w:t xml:space="preserve"> Other highlights of the spring season include performances by the violinist Itzhak Perlman on April 26 at 8:15 P.M. ($60) and the pianist Alfred Brendel on June 11 at 8:15 ($41). The Wednesday lunch concerts at 12:30 in the Kleine Zaal are free. Box office: 6718345.</w:t>
+        <w:t>On the third floor are the sleeping quarters and the bath (which has a $6,500 shower room with black limestone tiling).</w:t>
         <w:br/>
-        <w:t xml:space="preserve"> The Info-Line (6754411) explains what tickets are available for the next 24 hours.</w:t>
-        <w:br/>
-        <w:t xml:space="preserve"> Through March, the Muziek theater, 3 Amstel, box office 6255455, will alternate performances of Arnold Schoenberg's "Trilogy" by the Netherlands Opera (next Tuesday and Thursday and March 22, 26, 28 and 30 at 8 P.M. and next Sunday at 1:30 P.M.) and a new production of "Sleeping Beauty" by the National Ballet (next Saturday and March 20, 21, 23, 24, 27 and 31 at 8 P.M.; March 26 and 29 at 2 P.M.). On April 3, 4, 6 and 7 at 8:15 P.M. the ballet revives the drama-dance "Shamrock" by the American choreographer Carolyn Carlson, while the opera finishes a run of Rossini's "Italiana in Algeri" (April 21, 26, 29 at 8 P.M. and April 23 at 1:30).</w:t>
-        <w:br/>
-        <w:t xml:space="preserve"> Listings and tickets, including schedules for Amsterdam's many rock and jazz clubs, are available at the Amsterdam Uitburo, a ticket agency on the Leidseplein. Reservations can also be made by phone, at 6211211.</w:t>
-        <w:br/>
-        <w:t xml:space="preserve"> </w:t>
-        <w:br/>
-        <w:t>Sightseeing</w:t>
-        <w:br/>
-        <w:t xml:space="preserve"> The Netherlands Tourist Bureau (known as VVV, for its initials in Dutch) publishes a series of six city walks, lasting from two to four hours, that provide a synthesis of social, political and architectural history for only $1.75 each. "Jewish Amsterdam" starts and finishes at the Jewish Historical Museum, 2-4 Jonas Daniel Meyerplein, 6269945, worth a visit in its own right, both for its site -- four 17th-century and 18th-century synagogues -- and its exhibitions on Jewish life in Amsterdam, past and present. Admission is free.</w:t>
-        <w:br/>
-        <w:t xml:space="preserve"> One of the newer tours covers the Plantage, a district of tree-lined boulevards and botanical gardens that forms a sharp contrast to the tight, canal-bound downtown. Another topical tour covers maritime Amsterdam, while a fourth explores the Jordaan, Amsterdam's SoHo. This once working-class neighborhood is fast gentrifying, with new boutiques and cafes lining the narrow, crooked streets.</w:t>
-        <w:br/>
-        <w:t xml:space="preserve"> Close by the Jordaan, at the Anne Frank House (admission $4.25), 263 Prinsengracht, 6264533, is a newly found letter written by Anne's father, Otto, to an English cousin after his release from Auschwitz, but before he had learned of his family's fate. The house is perhaps Amsterdam's most visited site, and visitors should arrive before the 10 A.M. opening (9 in summer). Through the end of May the house is open Monday to Saturday from 9 A.M. to 5 P.M., Sunday 10 A.M. to 5 P.M.</w:t>
-        <w:br/>
-        <w:t xml:space="preserve"> </w:t>
-        <w:br/>
-        <w:t>Where to Stay</w:t>
-        <w:br/>
-        <w:t xml:space="preserve"> Many moderately priced hotels occupy restored townhouses along the canals. They are small, scenic and popular, so book as soon as possible.</w:t>
-        <w:br/>
-        <w:t xml:space="preserve"> The Netherlands Board of Tourism publishes a hotel guide for Amsterdam, and reservations can be made through the Netherlands Reservation Center, (70) 3175454, fax (70) 3202611. In New York the number is (212) 370-7360.</w:t>
-        <w:br/>
-        <w:t xml:space="preserve"> The Amsterdam Wiechmann Hotel, 328-332 Prinsengracht, 6263321, fax 6268962, comprises three canal houses. Many of the 38 rooms in this centrally located hotel are furnished in modest antiques or reproductions.  Rates from $135 for a double with bath to $240 for a room for up to four people. The hotel, like most in Amsterdam below the luxury class, does not accept credit cards.</w:t>
-        <w:br/>
-        <w:t xml:space="preserve"> Prinsen Hotel, 36-38 Vondelstraat, 6162323, fax 6166112, is near the museum district and the chic shopping street P. C. Hooftstraat. Its 40 rooms, recently modernized with contemporary furnishings, run from $120 for a double to $180 for a quadruple, including breakfast.No credit cards.</w:t>
-        <w:br/>
-        <w:t xml:space="preserve"> Budget: Hotel Acacia, 251 Lindengracht, 6221460, fax 6380748, is a charming pie-shaped brick building at the western edge of the Jordaan. A double runs $75, including breakfast, a room for four $120. A studio next to the hotel costs $87 nightly, and a houseboat moored by the hotel rents for $90 a night for two, $130 for four. No credit cards.</w:t>
-        <w:br/>
-        <w:t xml:space="preserve"> Completed a year ago, the Amstel Botel, 2-4 Oosterdokskade, 6264247, is moored just to the east of Central Station. Rates in March, excluding breakfast, are $75 to $80 for a double. In April the rate goes to $90 for waterside rooms.  The 176-room hotel, which looks like a cruise ship, has a sandwich bar but no restaurant. Credit cards accepted.</w:t>
-        <w:br/>
-        <w:t>Luxury: Refurbished rooms in the 100-room Hotel de l'Europe, 2-8 Nieuwe Doelenstraat, 6234836, fax 6242962, are furnished with turn-of-the-century antiques and reproductions, and have enormous white marble bathrooms. Starting April 1, doubles are $333 to $360.</w:t>
-        <w:br/>
-        <w:t xml:space="preserve"> The American Hotel, 97 Leidsekade, 6245322, fax 6253236, is also newly restored, and its exquisite Art Deco Cafe Americain is worth a visit for coffee and pastry even if you don't stay here. The 188 rooms have been redecorated in Deco designs. Doubles $265 to $333.</w:t>
-        <w:br/>
-        <w:t xml:space="preserve"> </w:t>
-        <w:br/>
-        <w:t>Where to Eat</w:t>
-        <w:br/>
-        <w:t xml:space="preserve"> For Dutch home cooking, try Keuken van 1870, 4 Spuistraat, 6248965, where the portions are huge, the prices low and the taste typically Dutch, from the sausage with mashed potatoes and gravy to vegetable stew and split-pea soup -- with a glass of beer or wine and good Dutch coffee. Lunch or dinner, served from noon to 8 P.M., will cost $10 a person.</w:t>
-        <w:br/>
-        <w:t xml:space="preserve"> On the other side of the city, and a world away in atmosphere, Cafe De Jaren, 20 Nieuwe Doelenstraat, 6255771, is bigger and brighter than the typical Dutch "brown cafe." You can sit for hours nursing a cup of coffee or a beer and watch tour boats glide by on the Amstel River. A bowl of soup and a broodje, cheese or meat on a Dutch roll, costs $6. More expensive meals are available either in the cafe or, starting at 5:30 P.M., in an upstairs restaurant, whose conventional but tasty menu runs from grilled steaks and salmon to an elaborate salad bar. About $18 a person with a glass of beer or wine.</w:t>
-        <w:br/>
-        <w:t xml:space="preserve"> Amsterdam is known for its Indonesian restaurants. One of the best is Speciaal, 142 Nieuwe Leliestraat, 6249706. Reservations are essential. If you've never tried rijsttafel, a sampling of up to 20 different Indonesian dishes, do so now, for $23.50 a person, plus a $2.50 beer.</w:t>
-        <w:br/>
-        <w:t xml:space="preserve"> Expect to spend the evening over a leisurely dinner at Bordewijk, 7 Noordermarkt, 6243899, where most diners seem to keep their table for the night. The bistro, designed by a Dutch furniture designer, Rob Eckhardt, has curved wood walls and a colored marquee. It is very popular, so reservations are essential.</w:t>
-        <w:br/>
-        <w:t xml:space="preserve"> The menu ranges from pumpkin soup with calf's sweetbreads sausage to monkfish in bacon with wild mushroom ravioli and parsley butter. The wine list is extensive. Dinner is at least $50 a person a la carte with wine, but set menus of three to five courses are available from $36.</w:t>
-        <w:br/>
-        <w:t xml:space="preserve"> Beddington's, 6-8 Roelof Hartstraat, 6765201, can be reached on foot from the museum district. The interior is contemporary with grey and blond wood walls, black-and-white flooring and chrome candlesticks.</w:t>
-        <w:br/>
-        <w:t>The menu mixes English, Japanese and French elements in dishes such as canneloni with pumpkin and ricotta in a hazelnut shiitake sauce. Scotch beef gets a black olive sauce, and Dutch eel is served with beetroot puree and sorrel sauce. About $60 a person for lunch, including a glass of house wine.</w:t>
-        <w:br/>
-        <w:t xml:space="preserve"> Finally, for a good cup of coffee ($2.50), a piece of cake or pie ($4 to $6) and great views of Amsterdam (free), take the elevator to the top floor of the Metz department store, 455 Keizersgracht.</w:t>
-        <w:br/>
-        <w:t>Correction</w:t>
+        <w:t>Climb a final staircase to the roof, and there is a new greenhouse. But the plants are relegated to ceramic pots outside. The greenhouse itself is reserved for a $1,300 whirlpool tub, which offers the bather a panoramic view of Rotterdam.</w:t>
         <w:br/>
         <w:br/>
-        <w:t>The What's Doing column on March 12, about Amsterdam, misstated the payment policy of the Prinsen Hotel. A letter from the hotel, dated May 16, pointed out that credit cards are accepted. This correction was delayed by an editing lapse.</w:t>
-        <w:br/>
-        <w:t>Correction-Date: June 18, 1995,Sunday</w:t>
+        <w:t>http://www.nytimes.com</w:t>
         <w:br/>
         <w:br/>
         <w:t>Graphic</w:t>
@@ -144,11 +84,29 @@
         <w:br/>
         <w:t xml:space="preserve"> </w:t>
         <w:br/>
-        <w:t>Photos: Showing off pastries at Kwekkeboom. Raw herring the quick way at the Albert Cuyp Market. Cafe De Jaren beside the Amstel River. (Photographs by Owen Franken for The New York Times)</w:t>
+        <w:t>PHOTOS: 1. Rolf Bruggink, a Dutch designer, calls the crumbling town house he renovated in Rotterdam the Black Pearl, after the black-painted brick facade that replaced the original one. His workshop, Studio Rolf.fr, is on the ground level.</w:t>
         <w:br/>
-        <w:t>Chart: "Vital Statistics" lists travel information and statistics on Amsterdam.  (Sources: Runzheimer International, Netherlands Board of Tourism, Times Books World Weather Guide)</w:t>
+        <w:t>2. The greenhouse on the roof, which houses a whirlpool tub but no plants, offers bathers a panoramic view of the city.</w:t>
         <w:br/>
-        <w:t>Map of Amsterdam.</w:t>
+        <w:t>3. Mr. Bruggink and his dog, Bart, on the new stairs to the third-level sleeping quarters. The brick wall is original.</w:t>
+        <w:br/>
+        <w:t>4. The antique dining table in the kitchen was modernized by Studio Rolf.fr, using orange laminate. The appliances are from Ikea, and the cabinet doors are made out of old wood salvaged from the house.</w:t>
+        <w:br/>
+        <w:t>5. A sink designed by Roland Manders sits under the stairs to the roof garden, at right. On the left, a bathroom and walk-in closet off the sleeping quarters.</w:t>
+        <w:br/>
+        <w:t>6. A living room wall retains scars from an earlier incarnation</w:t>
+        <w:br/>
+        <w:t>the wood floors and stairs are new.</w:t>
+        <w:br/>
+        <w:t>7. The view from the kitchen to the living room at the back of the house. The stairs at the right lead to the sleeping quarters</w:t>
+        <w:br/>
+        <w:t>the ones at the left, to Mr. Bruggink's workshop.</w:t>
+        <w:br/>
+        <w:t>8. The new construction separates the living area and the kitchen without creating closed rooms, which ''expands a relatively narrow space,'' Mr. Bruggink said.</w:t>
+        <w:br/>
+        <w:t>9. The windows in the bedroom on the third level open onto a small balcony</w:t>
+        <w:br/>
+        <w:t xml:space="preserve"> the shower is hidden in a closet to the right of the bed. The bench is a modernized antique. (PHOTOGRAPHS BY ANDREAS MEICHSNER FOR THE NEW YORK TIMES)</w:t>
       </w:r>
     </w:p>
     <w:sectPr>
